--- a/docs/requirements/Team5 - Use Cases User Stories and Planning Poker.docx
+++ b/docs/requirements/Team5 - Use Cases User Stories and Planning Poker.docx
@@ -2,6 +2,28 @@
 <file path=word/document.xml><?xml version="1.0" encoding="utf-8"?>
 <w:document xmlns:wpc="http://schemas.microsoft.com/office/word/2010/wordprocessingCanvas" xmlns:cx="http://schemas.microsoft.com/office/drawing/2014/chartex" xmlns:cx1="http://schemas.microsoft.com/office/drawing/2015/9/8/chartex" xmlns:cx2="http://schemas.microsoft.com/office/drawing/2015/10/21/chartex" xmlns:cx3="http://schemas.microsoft.com/office/drawing/2016/5/9/chartex" xmlns:cx4="http://schemas.microsoft.com/office/drawing/2016/5/10/chartex" xmlns:cx5="http://schemas.microsoft.com/office/drawing/2016/5/11/chartex" xmlns:cx6="http://schemas.microsoft.com/office/drawing/2016/5/12/chartex" xmlns:cx7="http://schemas.microsoft.com/office/drawing/2016/5/13/chartex" xmlns:cx8="http://schemas.microsoft.com/office/drawing/2016/5/14/chartex" xmlns:mc="http://schemas.openxmlformats.org/markup-compatibility/2006" xmlns:aink="http://schemas.microsoft.com/office/drawing/2016/ink" xmlns:am3d="http://schemas.microsoft.com/office/drawing/2017/model3d" xmlns:o="urn:schemas-microsoft-com:office:office" xmlns:oel="http://schemas.microsoft.com/office/2019/extlst" xmlns:r="http://schemas.openxmlformats.org/officeDocument/2006/relationships" xmlns:m="http://schemas.openxmlformats.org/officeDocument/2006/math" xmlns:v="urn:schemas-microsoft-com:vml" xmlns:wp14="http://schemas.microsoft.com/office/word/2010/wordprocessingDrawing" xmlns:wp="http://schemas.openxmlformats.org/drawingml/2006/wordprocessingDrawing" xmlns:w10="urn:schemas-microsoft-com:office:word" xmlns:w="http://schemas.openxmlformats.org/wordprocessingml/2006/main" xmlns:w14="http://schemas.microsoft.com/office/word/2010/wordml" xmlns:w15="http://schemas.microsoft.com/office/word/2012/wordml" xmlns:w16cex="http://schemas.microsoft.com/office/word/2018/wordml/cex" xmlns:w16cid="http://schemas.microsoft.com/office/word/2016/wordml/cid" xmlns:w16="http://schemas.microsoft.com/office/word/2018/wordml" xmlns:w16du="http://schemas.microsoft.com/office/word/2023/wordml/word16du" xmlns:w16sdtdh="http://schemas.microsoft.com/office/word/2020/wordml/sdtdatahash" xmlns:w16sdtfl="http://schemas.microsoft.com/office/word/2024/wordml/sdtformatlock" xmlns:w16se="http://schemas.microsoft.com/office/word/2015/wordml/symex" xmlns:wpg="http://schemas.microsoft.com/office/word/2010/wordprocessingGroup" xmlns:wpi="http://schemas.microsoft.com/office/word/2010/wordprocessingInk" xmlns:wne="http://schemas.microsoft.com/office/word/2006/wordml" xmlns:wps="http://schemas.microsoft.com/office/word/2010/wordprocessingShape" mc:Ignorable="w14 w15 w16se w16cid w16 w16cex w16sdtdh w16sdtfl w16du wp14">
   <w:body>
+    <w:p>
+      <w:pPr>
+        <w:spacing w:after="0"/>
+        <w:rPr>
+          <w:b/>
+          <w:bCs/>
+          <w:sz w:val="32"/>
+          <w:szCs w:val="32"/>
+          <w:u w:val="single"/>
+        </w:rPr>
+      </w:pPr>
+      <w:r>
+        <w:rPr>
+          <w:b/>
+          <w:bCs/>
+          <w:sz w:val="32"/>
+          <w:szCs w:val="32"/>
+          <w:u w:val="single"/>
+        </w:rPr>
+        <w:t>10/12/2026</w:t>
+      </w:r>
+    </w:p>
     <w:p>
       <w:pPr>
         <w:spacing w:after="0"/>
@@ -351,8 +373,13 @@
                 <w:numId w:val="10"/>
               </w:numPr>
             </w:pPr>
-            <w:r>
-              <w:t>Account is created if entries are correct and user does not already exist</w:t>
+            <w:proofErr w:type="gramStart"/>
+            <w:r>
+              <w:t>Account is</w:t>
+            </w:r>
+            <w:proofErr w:type="gramEnd"/>
+            <w:r>
+              <w:t xml:space="preserve"> created if entries are correct and user does not already exist</w:t>
             </w:r>
           </w:p>
           <w:p>
@@ -596,7 +623,23 @@
               </w:numPr>
             </w:pPr>
             <w:r>
-              <w:t>There is a logout button clears my session</w:t>
+              <w:t xml:space="preserve">There </w:t>
+            </w:r>
+            <w:proofErr w:type="gramStart"/>
+            <w:r>
+              <w:t>is</w:t>
+            </w:r>
+            <w:proofErr w:type="gramEnd"/>
+            <w:r>
+              <w:t xml:space="preserve"> a logout button </w:t>
+            </w:r>
+            <w:proofErr w:type="gramStart"/>
+            <w:r>
+              <w:t>clears</w:t>
+            </w:r>
+            <w:proofErr w:type="gramEnd"/>
+            <w:r>
+              <w:t xml:space="preserve"> my session</w:t>
             </w:r>
           </w:p>
           <w:p>
@@ -686,10 +729,18 @@
               <w:t xml:space="preserve"> I can focus on specific classes</w:t>
             </w:r>
             <w:r>
-              <w:t>/activities one</w:t>
-            </w:r>
-            <w:r>
-              <w:t xml:space="preserve"> at a time.</w:t>
+              <w:t xml:space="preserve">/activities </w:t>
+            </w:r>
+            <w:proofErr w:type="gramStart"/>
+            <w:r>
+              <w:t>one</w:t>
+            </w:r>
+            <w:r>
+              <w:t xml:space="preserve"> at</w:t>
+            </w:r>
+            <w:proofErr w:type="gramEnd"/>
+            <w:r>
+              <w:t xml:space="preserve"> a time.</w:t>
             </w:r>
           </w:p>
         </w:tc>
@@ -910,7 +961,15 @@
           </w:tcPr>
           <w:p>
             <w:r>
-              <w:t>As a student, I want to delete items I don’t want any more so my list does not get cluttered.</w:t>
+              <w:t xml:space="preserve">As a student, I want to delete items I don’t want any </w:t>
+            </w:r>
+            <w:proofErr w:type="gramStart"/>
+            <w:r>
+              <w:t>more</w:t>
+            </w:r>
+            <w:proofErr w:type="gramEnd"/>
+            <w:r>
+              <w:t xml:space="preserve"> so my list does not get cluttered.</w:t>
             </w:r>
           </w:p>
         </w:tc>
@@ -1063,7 +1122,15 @@
               <w:t>Each item has a delete button so it can be deleted</w:t>
             </w:r>
             <w:r>
-              <w:t xml:space="preserve"> with an confirmation like “Do you really want to delete this” or cancel student changes their mind.</w:t>
+              <w:t xml:space="preserve"> with </w:t>
+            </w:r>
+            <w:proofErr w:type="gramStart"/>
+            <w:r>
+              <w:t>an</w:t>
+            </w:r>
+            <w:proofErr w:type="gramEnd"/>
+            <w:r>
+              <w:t xml:space="preserve"> confirmation like “Do you really want to delete this” or cancel student changes their mind.</w:t>
             </w:r>
           </w:p>
           <w:p/>
@@ -1288,13 +1355,29 @@
               <w:t xml:space="preserve">Be able to add </w:t>
             </w:r>
             <w:r>
-              <w:t xml:space="preserve">things like title, type (quiz, assignment, project, etc), class or </w:t>
+              <w:t xml:space="preserve">things like title, type (quiz, assignment, project, </w:t>
+            </w:r>
+            <w:proofErr w:type="spellStart"/>
+            <w:r>
+              <w:t>etc</w:t>
+            </w:r>
+            <w:proofErr w:type="spellEnd"/>
+            <w:r>
+              <w:t xml:space="preserve">), class or </w:t>
             </w:r>
             <w:r>
               <w:t>activity name, due date, time, location (i.e. a classroom or Teams meeting or Blackboard)</w:t>
             </w:r>
             <w:r>
-              <w:t>, and a notes section</w:t>
+              <w:t xml:space="preserve">, and </w:t>
+            </w:r>
+            <w:proofErr w:type="gramStart"/>
+            <w:r>
+              <w:t>a notes</w:t>
+            </w:r>
+            <w:proofErr w:type="gramEnd"/>
+            <w:r>
+              <w:t xml:space="preserve"> section</w:t>
             </w:r>
           </w:p>
           <w:p>
@@ -1388,8 +1471,13 @@
               <w:t xml:space="preserve">club meeting or my job </w:t>
             </w:r>
             <w:r>
-              <w:t>shifts so I don’t have to put it in over and over again</w:t>
-            </w:r>
+              <w:t xml:space="preserve">shifts so I don’t have to put it in </w:t>
+            </w:r>
+            <w:proofErr w:type="gramStart"/>
+            <w:r>
+              <w:t>over and over again</w:t>
+            </w:r>
+            <w:proofErr w:type="gramEnd"/>
           </w:p>
         </w:tc>
       </w:tr>
@@ -1543,8 +1631,15 @@
                 <w:numId w:val="5"/>
               </w:numPr>
             </w:pPr>
-            <w:r>
-              <w:t>Lets user pick days of week to repeat (i.e. M, Th) and start and end time</w:t>
+            <w:proofErr w:type="spellStart"/>
+            <w:proofErr w:type="gramStart"/>
+            <w:r>
+              <w:t>Lets</w:t>
+            </w:r>
+            <w:proofErr w:type="spellEnd"/>
+            <w:proofErr w:type="gramEnd"/>
+            <w:r>
+              <w:t xml:space="preserve"> user pick days of week to repeat (i.e. M, Th) and start and end time</w:t>
             </w:r>
           </w:p>
           <w:p>
@@ -1559,8 +1654,13 @@
               <w:t>There are different types to choose from like class</w:t>
             </w:r>
             <w:r>
-              <w:t>, job shift, club meeting, etc</w:t>
-            </w:r>
+              <w:t xml:space="preserve">, job shift, club meeting, </w:t>
+            </w:r>
+            <w:proofErr w:type="spellStart"/>
+            <w:r>
+              <w:t>etc</w:t>
+            </w:r>
+            <w:proofErr w:type="spellEnd"/>
           </w:p>
           <w:p>
             <w:pPr>
@@ -2296,7 +2396,15 @@
               <w:t>Choosing an item type in the dropdown</w:t>
             </w:r>
             <w:r>
-              <w:t xml:space="preserve"> makes only those item types show</w:t>
+              <w:t xml:space="preserve"> makes only those item </w:t>
+            </w:r>
+            <w:proofErr w:type="gramStart"/>
+            <w:r>
+              <w:t>types</w:t>
+            </w:r>
+            <w:proofErr w:type="gramEnd"/>
+            <w:r>
+              <w:t xml:space="preserve"> show</w:t>
             </w:r>
           </w:p>
         </w:tc>
@@ -2540,7 +2648,15 @@
               </w:numPr>
             </w:pPr>
             <w:r>
-              <w:t>An email should be sent saying “Horray nothing is due” if nothing is due that week.</w:t>
+              <w:t>An email should be sent saying “</w:t>
+            </w:r>
+            <w:proofErr w:type="spellStart"/>
+            <w:r>
+              <w:t>Horray</w:t>
+            </w:r>
+            <w:proofErr w:type="spellEnd"/>
+            <w:r>
+              <w:t xml:space="preserve"> nothing is due” if nothing is due that week.</w:t>
             </w:r>
           </w:p>
           <w:p>
@@ -3038,7 +3154,15 @@
               </w:numPr>
             </w:pPr>
             <w:r>
-              <w:t>The user is able to re-enroll with the same email after they are deleted</w:t>
+              <w:t xml:space="preserve">The user </w:t>
+            </w:r>
+            <w:proofErr w:type="gramStart"/>
+            <w:r>
+              <w:t>is able to</w:t>
+            </w:r>
+            <w:proofErr w:type="gramEnd"/>
+            <w:r>
+              <w:t xml:space="preserve"> re-enroll with the same email after they are deleted</w:t>
             </w:r>
           </w:p>
         </w:tc>
@@ -3516,7 +3640,23 @@
         <w:t>Sally</w:t>
       </w:r>
       <w:r>
-        <w:t xml:space="preserve"> is a freshman. She lives on campus, takes 5 courses, and is part of the band and the debate club and has a work study job. She has to manage labs, tests, quizzes, homework, and her club activities.</w:t>
+        <w:t xml:space="preserve"> is a freshman. She lives on campus, takes 5 </w:t>
+      </w:r>
+      <w:proofErr w:type="gramStart"/>
+      <w:r>
+        <w:t>courses, and</w:t>
+      </w:r>
+      <w:proofErr w:type="gramEnd"/>
+      <w:r>
+        <w:t xml:space="preserve"> is part of the band and the debate club and has a work study job. She </w:t>
+      </w:r>
+      <w:proofErr w:type="gramStart"/>
+      <w:r>
+        <w:t>has to</w:t>
+      </w:r>
+      <w:proofErr w:type="gramEnd"/>
+      <w:r>
+        <w:t xml:space="preserve"> manage labs, tests, quizzes, homework, and her club activities.</w:t>
       </w:r>
     </w:p>
     <w:p>
@@ -3536,7 +3676,31 @@
         <w:t>Carl</w:t>
       </w:r>
       <w:r>
-        <w:t xml:space="preserve"> is a junior. He is a commuter student who has to manage on campus classes, off campus job, multiple team projects. He also manage searching and applying for summer internships.</w:t>
+        <w:t xml:space="preserve"> is a junior. He is a commuter student who </w:t>
+      </w:r>
+      <w:proofErr w:type="gramStart"/>
+      <w:r>
+        <w:t>has to</w:t>
+      </w:r>
+      <w:proofErr w:type="gramEnd"/>
+      <w:r>
+        <w:t xml:space="preserve"> manage on campus classes, off campus job</w:t>
+      </w:r>
+      <w:proofErr w:type="gramStart"/>
+      <w:r>
+        <w:t>, multiple</w:t>
+      </w:r>
+      <w:proofErr w:type="gramEnd"/>
+      <w:r>
+        <w:t xml:space="preserve"> team projects. He also </w:t>
+      </w:r>
+      <w:proofErr w:type="gramStart"/>
+      <w:r>
+        <w:t>manage</w:t>
+      </w:r>
+      <w:proofErr w:type="gramEnd"/>
+      <w:r>
+        <w:t xml:space="preserve"> searching and applying for summer internships.</w:t>
       </w:r>
     </w:p>
     <w:p>
@@ -3556,7 +3720,15 @@
         <w:t>Jodi</w:t>
       </w:r>
       <w:r>
-        <w:t xml:space="preserve"> is an system administrator in IT who can manage applications that are made available to students.</w:t>
+        <w:t xml:space="preserve"> is </w:t>
+      </w:r>
+      <w:proofErr w:type="gramStart"/>
+      <w:r>
+        <w:t>an</w:t>
+      </w:r>
+      <w:proofErr w:type="gramEnd"/>
+      <w:r>
+        <w:t xml:space="preserve"> system administrator in IT who can manage applications that are made available to students.</w:t>
       </w:r>
     </w:p>
     <w:p>
@@ -3606,7 +3778,15 @@
           </w:tcPr>
           <w:p>
             <w:r>
-              <w:t>Create an account  (US-01)</w:t>
+              <w:t xml:space="preserve">Create an </w:t>
+            </w:r>
+            <w:proofErr w:type="gramStart"/>
+            <w:r>
+              <w:t>account  (</w:t>
+            </w:r>
+            <w:proofErr w:type="gramEnd"/>
+            <w:r>
+              <w:t>US-01)</w:t>
             </w:r>
           </w:p>
         </w:tc>
@@ -3784,8 +3964,13 @@
             <w:tcW w:w="6565" w:type="dxa"/>
           </w:tcPr>
           <w:p>
-            <w:r>
-              <w:t xml:space="preserve">Account is created </w:t>
+            <w:proofErr w:type="gramStart"/>
+            <w:r>
+              <w:t>Account is</w:t>
+            </w:r>
+            <w:proofErr w:type="gramEnd"/>
+            <w:r>
+              <w:t xml:space="preserve"> created </w:t>
             </w:r>
             <w:r>
               <w:t>for the user</w:t>
@@ -4021,7 +4206,15 @@
           </w:tcPr>
           <w:p>
             <w:r>
-              <w:t>Log in and log out  (US-02)</w:t>
+              <w:t xml:space="preserve">Log in and log </w:t>
+            </w:r>
+            <w:proofErr w:type="gramStart"/>
+            <w:r>
+              <w:t>out  (</w:t>
+            </w:r>
+            <w:proofErr w:type="gramEnd"/>
+            <w:r>
+              <w:t>US-02)</w:t>
             </w:r>
           </w:p>
         </w:tc>
@@ -4216,8 +4409,21 @@
             <w:tcW w:w="6475" w:type="dxa"/>
           </w:tcPr>
           <w:p>
-            <w:r>
-              <w:t>User is logged in and only sees their items.</w:t>
+            <w:proofErr w:type="gramStart"/>
+            <w:r>
+              <w:t>User is</w:t>
+            </w:r>
+            <w:proofErr w:type="gramEnd"/>
+            <w:r>
+              <w:t xml:space="preserve"> logged in and only </w:t>
+            </w:r>
+            <w:proofErr w:type="gramStart"/>
+            <w:r>
+              <w:t>sees</w:t>
+            </w:r>
+            <w:proofErr w:type="gramEnd"/>
+            <w:r>
+              <w:t xml:space="preserve"> their items.</w:t>
             </w:r>
           </w:p>
           <w:p>
@@ -4466,7 +4672,15 @@
           </w:tcPr>
           <w:p>
             <w:r>
-              <w:t>Add a single item  (US-05)</w:t>
+              <w:t xml:space="preserve">Add a single </w:t>
+            </w:r>
+            <w:proofErr w:type="gramStart"/>
+            <w:r>
+              <w:t>item  (</w:t>
+            </w:r>
+            <w:proofErr w:type="gramEnd"/>
+            <w:r>
+              <w:t>US-05)</w:t>
             </w:r>
           </w:p>
         </w:tc>
@@ -4876,7 +5090,15 @@
           </w:tcPr>
           <w:p>
             <w:r>
-              <w:t>Add a repeating event  (US-06)</w:t>
+              <w:t xml:space="preserve">Add a repeating </w:t>
+            </w:r>
+            <w:proofErr w:type="gramStart"/>
+            <w:r>
+              <w:t>event  (</w:t>
+            </w:r>
+            <w:proofErr w:type="gramEnd"/>
+            <w:r>
+              <w:t>US-06)</w:t>
             </w:r>
           </w:p>
         </w:tc>
@@ -5089,10 +5311,26 @@
               <w:t xml:space="preserve">Many student events repeat. </w:t>
             </w:r>
             <w:r>
-              <w:t>Putting them in over and over again takes too long</w:t>
-            </w:r>
-            <w:r>
-              <w:t xml:space="preserve"> and student would get frustrated.</w:t>
+              <w:t xml:space="preserve">Putting them in </w:t>
+            </w:r>
+            <w:proofErr w:type="gramStart"/>
+            <w:r>
+              <w:t>over and over again</w:t>
+            </w:r>
+            <w:proofErr w:type="gramEnd"/>
+            <w:r>
+              <w:t xml:space="preserve"> takes too long</w:t>
+            </w:r>
+            <w:r>
+              <w:t xml:space="preserve"> and </w:t>
+            </w:r>
+            <w:proofErr w:type="gramStart"/>
+            <w:r>
+              <w:t>student</w:t>
+            </w:r>
+            <w:proofErr w:type="gramEnd"/>
+            <w:r>
+              <w:t xml:space="preserve"> would get frustrated.</w:t>
             </w:r>
           </w:p>
         </w:tc>
@@ -5287,7 +5525,15 @@
           </w:tcPr>
           <w:p>
             <w:r>
-              <w:t>Edit an item  (US-07)</w:t>
+              <w:t xml:space="preserve">Edit an </w:t>
+            </w:r>
+            <w:proofErr w:type="gramStart"/>
+            <w:r>
+              <w:t>item  (</w:t>
+            </w:r>
+            <w:proofErr w:type="gramEnd"/>
+            <w:r>
+              <w:t>US-07)</w:t>
             </w:r>
           </w:p>
         </w:tc>
@@ -5507,7 +5753,15 @@
           </w:tcPr>
           <w:p>
             <w:r>
-              <w:t>Things change all the time and for the system to be useful, it has to be easy to update the information</w:t>
+              <w:t xml:space="preserve">Things change all the time and for the system to be useful, it </w:t>
+            </w:r>
+            <w:proofErr w:type="gramStart"/>
+            <w:r>
+              <w:t>has to</w:t>
+            </w:r>
+            <w:proofErr w:type="gramEnd"/>
+            <w:r>
+              <w:t xml:space="preserve"> be easy to update the information</w:t>
             </w:r>
           </w:p>
         </w:tc>
@@ -5727,7 +5981,15 @@
           </w:tcPr>
           <w:p>
             <w:r>
-              <w:t>Delete an item  (US-04)</w:t>
+              <w:t xml:space="preserve">Delete an </w:t>
+            </w:r>
+            <w:proofErr w:type="gramStart"/>
+            <w:r>
+              <w:t>item  (</w:t>
+            </w:r>
+            <w:proofErr w:type="gramEnd"/>
+            <w:r>
+              <w:t>US-04)</w:t>
             </w:r>
           </w:p>
         </w:tc>
@@ -6130,7 +6392,15 @@
           </w:tcPr>
           <w:p>
             <w:r>
-              <w:t>Mark an item complete  (US-08)</w:t>
+              <w:t xml:space="preserve">Mark an item </w:t>
+            </w:r>
+            <w:proofErr w:type="gramStart"/>
+            <w:r>
+              <w:t>complete  (</w:t>
+            </w:r>
+            <w:proofErr w:type="gramEnd"/>
+            <w:r>
+              <w:t>US-08)</w:t>
             </w:r>
           </w:p>
         </w:tc>
@@ -6210,8 +6480,13 @@
               <w:t>c</w:t>
             </w:r>
             <w:r>
-              <w:t>ompleted section</w:t>
-            </w:r>
+              <w:t xml:space="preserve">ompleted </w:t>
+            </w:r>
+            <w:proofErr w:type="gramStart"/>
+            <w:r>
+              <w:t>section</w:t>
+            </w:r>
+            <w:proofErr w:type="gramEnd"/>
             <w:r>
               <w:t xml:space="preserve"> and it is clearly marked as done</w:t>
             </w:r>
@@ -6417,8 +6692,21 @@
             <w:tcW w:w="6385" w:type="dxa"/>
           </w:tcPr>
           <w:p>
-            <w:r>
-              <w:t>User can also mark item as uncompleted</w:t>
+            <w:proofErr w:type="gramStart"/>
+            <w:r>
+              <w:t>User</w:t>
+            </w:r>
+            <w:proofErr w:type="gramEnd"/>
+            <w:r>
+              <w:t xml:space="preserve"> can also mark </w:t>
+            </w:r>
+            <w:proofErr w:type="gramStart"/>
+            <w:r>
+              <w:t>item</w:t>
+            </w:r>
+            <w:proofErr w:type="gramEnd"/>
+            <w:r>
+              <w:t xml:space="preserve"> as uncompleted</w:t>
             </w:r>
           </w:p>
         </w:tc>
@@ -6555,7 +6843,15 @@
           </w:tcPr>
           <w:p>
             <w:r>
-              <w:t>Delete several completed assignments at once  (US-04)</w:t>
+              <w:t xml:space="preserve">Delete several completed assignments at </w:t>
+            </w:r>
+            <w:proofErr w:type="gramStart"/>
+            <w:r>
+              <w:t>once  (</w:t>
+            </w:r>
+            <w:proofErr w:type="gramEnd"/>
+            <w:r>
+              <w:t>US-04)</w:t>
             </w:r>
           </w:p>
         </w:tc>
@@ -6652,7 +6948,15 @@
               <w:t xml:space="preserve"> all disappear from </w:t>
             </w:r>
             <w:r>
-              <w:t>any screen in the site</w:t>
+              <w:t xml:space="preserve">any screen </w:t>
+            </w:r>
+            <w:proofErr w:type="gramStart"/>
+            <w:r>
+              <w:t>in</w:t>
+            </w:r>
+            <w:proofErr w:type="gramEnd"/>
+            <w:r>
+              <w:t xml:space="preserve"> the site</w:t>
             </w:r>
             <w:r>
               <w:t>.</w:t>
@@ -6719,7 +7023,15 @@
           </w:tcPr>
           <w:p>
             <w:r>
-              <w:t>The user has multiple completed assignments to delete at once.</w:t>
+              <w:t xml:space="preserve">The user has multiple </w:t>
+            </w:r>
+            <w:proofErr w:type="gramStart"/>
+            <w:r>
+              <w:t>completed</w:t>
+            </w:r>
+            <w:proofErr w:type="gramEnd"/>
+            <w:r>
+              <w:t xml:space="preserve"> assignments to delete at once.</w:t>
             </w:r>
           </w:p>
         </w:tc>
@@ -7032,7 +7344,15 @@
           </w:tcPr>
           <w:p>
             <w:r>
-              <w:t>Add a new class  (US?)</w:t>
+              <w:t xml:space="preserve">Add a new </w:t>
+            </w:r>
+            <w:proofErr w:type="gramStart"/>
+            <w:r>
+              <w:t>class  (</w:t>
+            </w:r>
+            <w:proofErr w:type="gramEnd"/>
+            <w:r>
+              <w:t>US?)</w:t>
             </w:r>
           </w:p>
         </w:tc>
@@ -7114,7 +7434,15 @@
               <w:t xml:space="preserve"> saves</w:t>
             </w:r>
             <w:r>
-              <w:t xml:space="preserve"> 4. System saves the new class and it shows up in the class list and the class dropdown</w:t>
+              <w:t xml:space="preserve"> 4. System saves the new </w:t>
+            </w:r>
+            <w:proofErr w:type="gramStart"/>
+            <w:r>
+              <w:t>class</w:t>
+            </w:r>
+            <w:proofErr w:type="gramEnd"/>
+            <w:r>
+              <w:t xml:space="preserve"> and it shows up in the class list and the class dropdown</w:t>
             </w:r>
             <w:r>
               <w:t>.</w:t>
@@ -7339,7 +7667,15 @@
               </w:numPr>
             </w:pPr>
             <w:r>
-              <w:t>It could say the class was added but it doesn't show up.</w:t>
+              <w:t xml:space="preserve">It could </w:t>
+            </w:r>
+            <w:proofErr w:type="gramStart"/>
+            <w:r>
+              <w:t>say</w:t>
+            </w:r>
+            <w:proofErr w:type="gramEnd"/>
+            <w:r>
+              <w:t xml:space="preserve"> the class was added but it doesn't show up.</w:t>
             </w:r>
           </w:p>
           <w:p>
@@ -7496,8 +7832,13 @@
           </w:tcPr>
           <w:p>
             <w:r>
-              <w:t>Drop a class  (</w:t>
-            </w:r>
+              <w:t xml:space="preserve">Drop a </w:t>
+            </w:r>
+            <w:proofErr w:type="gramStart"/>
+            <w:r>
+              <w:t>class  (</w:t>
+            </w:r>
+            <w:proofErr w:type="gramEnd"/>
             <w:r>
               <w:t>US-</w:t>
             </w:r>
@@ -7578,7 +7919,15 @@
               <w:t>delete</w:t>
             </w:r>
             <w:r>
-              <w:t>. 3. System asks "</w:t>
+              <w:t xml:space="preserve">. 3. System </w:t>
+            </w:r>
+            <w:proofErr w:type="gramStart"/>
+            <w:r>
+              <w:t>asks</w:t>
+            </w:r>
+            <w:proofErr w:type="gramEnd"/>
+            <w:r>
+              <w:t xml:space="preserve"> "</w:t>
             </w:r>
             <w:r>
               <w:t>are you sure</w:t>
@@ -7816,7 +8165,15 @@
               </w:numPr>
             </w:pPr>
             <w:r>
-              <w:t>It could say it deleted the class but it still shows up on the website.</w:t>
+              <w:t xml:space="preserve">It could say it deleted the </w:t>
+            </w:r>
+            <w:proofErr w:type="gramStart"/>
+            <w:r>
+              <w:t>class</w:t>
+            </w:r>
+            <w:proofErr w:type="gramEnd"/>
+            <w:r>
+              <w:t xml:space="preserve"> but it still shows up on the website.</w:t>
             </w:r>
           </w:p>
           <w:p>
@@ -7828,7 +8185,15 @@
               </w:numPr>
             </w:pPr>
             <w:r>
-              <w:t>It could get rid of the class but all the pre-existing assignments stay.</w:t>
+              <w:t xml:space="preserve">It could get rid of the </w:t>
+            </w:r>
+            <w:proofErr w:type="gramStart"/>
+            <w:r>
+              <w:t>class</w:t>
+            </w:r>
+            <w:proofErr w:type="gramEnd"/>
+            <w:r>
+              <w:t xml:space="preserve"> but all the pre-existing assignments stay.</w:t>
             </w:r>
           </w:p>
           <w:p>
@@ -7967,7 +8332,15 @@
           </w:tcPr>
           <w:p>
             <w:r>
-              <w:t>Filter by class or activity  (US-03)</w:t>
+              <w:t xml:space="preserve">Filter by class or </w:t>
+            </w:r>
+            <w:proofErr w:type="gramStart"/>
+            <w:r>
+              <w:t>activity  (</w:t>
+            </w:r>
+            <w:proofErr w:type="gramEnd"/>
+            <w:r>
+              <w:t>US-03)</w:t>
             </w:r>
           </w:p>
         </w:tc>
@@ -8112,8 +8485,21 @@
             <w:tcW w:w="6385" w:type="dxa"/>
           </w:tcPr>
           <w:p>
-            <w:r>
-              <w:t xml:space="preserve">User is logged in and has </w:t>
+            <w:proofErr w:type="gramStart"/>
+            <w:r>
+              <w:t>User is</w:t>
+            </w:r>
+            <w:proofErr w:type="gramEnd"/>
+            <w:r>
+              <w:t xml:space="preserve"> logged in and </w:t>
+            </w:r>
+            <w:proofErr w:type="gramStart"/>
+            <w:r>
+              <w:t>has</w:t>
+            </w:r>
+            <w:proofErr w:type="gramEnd"/>
+            <w:r>
+              <w:t xml:space="preserve"> </w:t>
             </w:r>
             <w:r>
               <w:t>classes</w:t>
@@ -8194,11 +8580,16 @@
             <w:r>
               <w:t xml:space="preserve"> focus </w:t>
             </w:r>
+            <w:proofErr w:type="gramStart"/>
             <w:r>
               <w:t xml:space="preserve">in  </w:t>
             </w:r>
             <w:r>
-              <w:t>on specific classes or activities one at a time.</w:t>
+              <w:t>on</w:t>
+            </w:r>
+            <w:proofErr w:type="gramEnd"/>
+            <w:r>
+              <w:t xml:space="preserve"> specific classes or activities one at a time.</w:t>
             </w:r>
           </w:p>
         </w:tc>
@@ -8389,7 +8780,15 @@
           </w:tcPr>
           <w:p>
             <w:r>
-              <w:t>Filter by item type  (US-09)</w:t>
+              <w:t xml:space="preserve">Filter by item </w:t>
+            </w:r>
+            <w:proofErr w:type="gramStart"/>
+            <w:r>
+              <w:t>type  (</w:t>
+            </w:r>
+            <w:proofErr w:type="gramEnd"/>
+            <w:r>
+              <w:t>US-09)</w:t>
             </w:r>
           </w:p>
         </w:tc>
@@ -8571,7 +8970,15 @@
           </w:tcPr>
           <w:p>
             <w:r>
-              <w:t>Only items of the chosen type show.</w:t>
+              <w:t xml:space="preserve">Only items of the chosen </w:t>
+            </w:r>
+            <w:proofErr w:type="gramStart"/>
+            <w:r>
+              <w:t>type</w:t>
+            </w:r>
+            <w:proofErr w:type="gramEnd"/>
+            <w:r>
+              <w:t xml:space="preserve"> show.</w:t>
             </w:r>
           </w:p>
         </w:tc>
@@ -8602,8 +9009,15 @@
             <w:tcW w:w="6385" w:type="dxa"/>
           </w:tcPr>
           <w:p>
-            <w:r>
-              <w:t>Lets a student focus on just one thing at a time</w:t>
+            <w:proofErr w:type="spellStart"/>
+            <w:proofErr w:type="gramStart"/>
+            <w:r>
+              <w:t>Lets</w:t>
+            </w:r>
+            <w:proofErr w:type="spellEnd"/>
+            <w:proofErr w:type="gramEnd"/>
+            <w:r>
+              <w:t xml:space="preserve"> a student focus on just one thing at a time</w:t>
             </w:r>
             <w:r>
               <w:t xml:space="preserve"> because </w:t>
@@ -8800,7 +9214,15 @@
           </w:tcPr>
           <w:p>
             <w:r>
-              <w:t>View the weekly calendar  (US-13)</w:t>
+              <w:t xml:space="preserve">View the weekly </w:t>
+            </w:r>
+            <w:proofErr w:type="gramStart"/>
+            <w:r>
+              <w:t>calendar  (</w:t>
+            </w:r>
+            <w:proofErr w:type="gramEnd"/>
+            <w:r>
+              <w:t>US-13)</w:t>
             </w:r>
           </w:p>
         </w:tc>
@@ -8984,7 +9406,15 @@
           </w:tcPr>
           <w:p>
             <w:r>
-              <w:t>Nothing is changed. The calendar is only for looking.</w:t>
+              <w:t xml:space="preserve">Nothing </w:t>
+            </w:r>
+            <w:proofErr w:type="gramStart"/>
+            <w:r>
+              <w:t>is</w:t>
+            </w:r>
+            <w:proofErr w:type="gramEnd"/>
+            <w:r>
+              <w:t xml:space="preserve"> changed. The calendar is only for looking.</w:t>
             </w:r>
           </w:p>
         </w:tc>
@@ -9016,7 +9446,15 @@
           </w:tcPr>
           <w:p>
             <w:r>
-              <w:t>Seeing the whole week helps students see how much is due on one day</w:t>
+              <w:t xml:space="preserve">Seeing the whole week helps students see how much is due </w:t>
+            </w:r>
+            <w:proofErr w:type="gramStart"/>
+            <w:r>
+              <w:t>on</w:t>
+            </w:r>
+            <w:proofErr w:type="gramEnd"/>
+            <w:r>
+              <w:t xml:space="preserve"> one day</w:t>
             </w:r>
             <w:r>
               <w:t>. It makes it easy to see busy days and plan</w:t>
@@ -9214,7 +9652,15 @@
           </w:tcPr>
           <w:p>
             <w:r>
-              <w:t>Send the daily reminder email  (US-10)</w:t>
+              <w:t xml:space="preserve">Send the daily reminder </w:t>
+            </w:r>
+            <w:proofErr w:type="gramStart"/>
+            <w:r>
+              <w:t>email  (</w:t>
+            </w:r>
+            <w:proofErr w:type="gramEnd"/>
+            <w:r>
+              <w:t>US-10)</w:t>
             </w:r>
           </w:p>
         </w:tc>
@@ -9249,7 +9695,15 @@
               <w:t>System timer</w:t>
             </w:r>
             <w:r>
-              <w:t>. Sally and Carl receive the email.</w:t>
+              <w:t xml:space="preserve">. Sally and Carl </w:t>
+            </w:r>
+            <w:proofErr w:type="gramStart"/>
+            <w:r>
+              <w:t>receive</w:t>
+            </w:r>
+            <w:proofErr w:type="gramEnd"/>
+            <w:r>
+              <w:t xml:space="preserve"> the email.</w:t>
             </w:r>
           </w:p>
         </w:tc>
@@ -9618,7 +10072,15 @@
           </w:tcPr>
           <w:p>
             <w:r>
-              <w:t>Turn reminder emails on or off  (US-11)</w:t>
+              <w:t xml:space="preserve">Turn reminder emails on or </w:t>
+            </w:r>
+            <w:proofErr w:type="gramStart"/>
+            <w:r>
+              <w:t>off  (</w:t>
+            </w:r>
+            <w:proofErr w:type="gramEnd"/>
+            <w:r>
+              <w:t>US-11)</w:t>
             </w:r>
           </w:p>
         </w:tc>
@@ -10025,7 +10487,15 @@
           </w:tcPr>
           <w:p>
             <w:r>
-              <w:t>Delete a user account  (US-12)</w:t>
+              <w:t xml:space="preserve">Delete a user </w:t>
+            </w:r>
+            <w:proofErr w:type="gramStart"/>
+            <w:r>
+              <w:t>account  (</w:t>
+            </w:r>
+            <w:proofErr w:type="gramEnd"/>
+            <w:r>
+              <w:t>US-12)</w:t>
             </w:r>
           </w:p>
         </w:tc>
@@ -10089,7 +10559,15 @@
           </w:tcPr>
           <w:p>
             <w:r>
-              <w:t>1. Jodi logs in to the admin page. 2. System shows a list of student users. 3. Jodi searches or scrolls to a user. 4. Jodi delete</w:t>
+              <w:t xml:space="preserve">1. Jodi logs in to the admin page. 2. System shows a list of student users. 3. Jodi </w:t>
+            </w:r>
+            <w:proofErr w:type="gramStart"/>
+            <w:r>
+              <w:t>searches</w:t>
+            </w:r>
+            <w:proofErr w:type="gramEnd"/>
+            <w:r>
+              <w:t xml:space="preserve"> or scrolls to a user. 4. Jodi delete</w:t>
             </w:r>
             <w:r>
               <w:t>s</w:t>
@@ -10206,7 +10684,15 @@
               <w:t>The user and all their data are gone</w:t>
             </w:r>
             <w:r>
-              <w:t>. User can no longer log in</w:t>
+              <w:t xml:space="preserve">. </w:t>
+            </w:r>
+            <w:proofErr w:type="gramStart"/>
+            <w:r>
+              <w:t>User</w:t>
+            </w:r>
+            <w:proofErr w:type="gramEnd"/>
+            <w:r>
+              <w:t xml:space="preserve"> can no longer log in</w:t>
             </w:r>
             <w:r>
               <w:t>.</w:t>
@@ -10476,7 +10962,15 @@
         <w:spacing w:after="0"/>
       </w:pPr>
       <w:r>
-        <w:t>1 | 2 | 3 | 5 | 8 | 13     (Fibonacci Sequence)</w:t>
+        <w:t xml:space="preserve">1 | 2 | 3 | 5 | 8 | 13  </w:t>
+      </w:r>
+      <w:proofErr w:type="gramStart"/>
+      <w:r>
+        <w:t xml:space="preserve">   (</w:t>
+      </w:r>
+      <w:proofErr w:type="gramEnd"/>
+      <w:r>
+        <w:t>Fibonacci Sequence)</w:t>
       </w:r>
     </w:p>
     <w:p>
